--- a/denisovan-archaic-dna-analysis/docs/manuscript_bioessays_ja.docx
+++ b/denisovan-archaic-dna-analysis/docs/manuscript_bioessays_ja.docx
@@ -104,7 +104,7 @@
         <w:t xml:space="preserve">キーワード: </w:t>
       </w:r>
       <w:r>
-        <w:t>古代型浸潜, デニソワ人, ネアンデルタール人, 人類移動, 集団遺伝学, 浸潜共有, ウォレス線, 混血</w:t>
+        <w:t>古代型浸潜, デニソワ人, ネアンデルタール人, 人類移動, 集団遺伝学, 浸潜共有, ウォレス線, 混血, ABO血液型, ネアンデルタール人サブ系統, 古北ユーラシア人</w:t>
       </w:r>
     </w:p>
     <w:p>
@@ -130,7 +130,7 @@
           <w:rFonts w:ascii="Times New Roman" w:hAnsi="Times New Roman"/>
           <w:sz w:val="24"/>
         </w:rPr>
-        <w:t>古代型人類のDNA——ネアンデルタール人およびデニソワ人から受け継いだもの——は、古代の移動経路によって形成された集団特異的なパターンで現代人のゲノムに残存する。本研究では、集団間の古代型浸潜頻度プロファイルのペアワイズ相関が、ゲノム全体の祖先比率に基づく従来のアプローチを補完する、過去の長距離人類移動の独立したトレーサーとして機能しうるという仮説を提唱する。公開されているhmmix浸潜セグメント（66集団3,134個体、1000 Genomes + HGDP）を用い、地理的距離・近年の混血比率・大陸グルーピングを組み込んだ重回帰モデルが、ネアンデルタール人共有相関の分散の51%（R</w:t>
+        <w:t>古代型人類のDNA——ネアンデルタール人およびデニソワ人から受け継いだもの——は、古代の移動経路によって形成された集団特異的なパターンで現代人のゲノムに残存する。アメリカ先住民集団が血液型Oのほぼ固定化を示し——そのO2サブアレルはネアンデルタール人由来——という観察に動機づけられ、66集団にわたるABO遺伝子座の古代型浸潜を調査した。517の浸潜セグメントの分析から、アメリカ先住民はABO遺伝子座でVindija型ネアンデルタール人DNAのみを保持する一方、東アジアおよびオセアニア集団はAltai/Chagyrskaya型を保持することが明らかになった。古代ゲノムデータはさらに、Altai/Chagyrskaya優勢（8 kya以前）から現代西ユーラシア人でのVindija優勢（57%）への時間的変遷を示した（p = 0.003）。アメリカ先住民のVindija型を古北ユーラシア人（ANE）祖先に帰し、密度依存的な病原体選択が旧世界でのサブ系統転換を駆動する一方、低密度のアメリカ大陸では祖先的組成を保存したと提案する。これらの遺伝子座特異的パターンがゲノム全体への拡張を動機づけた：約6,000のゲノムウィンドウにわたる古代型浸潜プロファイルのペアワイズ相関が、過去の人類移動の独立したトレーサーとして機能し、交絡補正後に共有分散の51%（ネアンデルタール人、R</w:t>
       </w:r>
       <w:r>
         <w:rPr>
@@ -144,7 +144,7 @@
           <w:rFonts w:ascii="Times New Roman" w:hAnsi="Times New Roman"/>
           <w:sz w:val="24"/>
         </w:rPr>
-        <w:t xml:space="preserve"> = 0.510）、デニソワ人で50%（R</w:t>
+        <w:t xml:space="preserve"> = 0.510）および50%（デニソワ人、R</w:t>
       </w:r>
       <w:r>
         <w:rPr>
@@ -158,7 +158,7 @@
           <w:rFonts w:ascii="Times New Roman" w:hAnsi="Times New Roman"/>
           <w:sz w:val="24"/>
         </w:rPr>
-        <w:t xml:space="preserve"> = 0.495）を説明することを示した。重要なことに、デニソワ人の浸潜はウォレス線と一致する鋭い生物地理学的境界を形成し、ネアンデルタール人共有の残差はベーリング移動と整合する太平洋横断の接続性を示している。今後得られる古代ゲノムデータによる検証のための具体的な予測を提示する。</w:t>
+        <w:t xml:space="preserve"> = 0.495）を説明する。デニソワ人浸潜はウォレス線と一致する鋭い境界を形成し、ネアンデルタール人の残差はベーリング移動と整合する太平洋横断の接続性を示す。</w:t>
       </w:r>
     </w:p>
     <w:p>
@@ -235,6 +235,30 @@
           <w:rFonts w:ascii="Times New Roman" w:hAnsi="Times New Roman"/>
           <w:sz w:val="24"/>
         </w:rPr>
+        <w:t>本研究の調査は、一見単純な観察から始まった——アメリカ先住民集団は血液型Oのほぼ固定化（95“100%）を示し、Surui族やKaritiana族などの孤立集団では特に顕著である。ABO血液型遺伝子（chr9:133.2-133.3 Mb）のO対立遺伝子には、ネアンデルタール人由来と同定されたフレームシフト欠失（261delG、rs8176719）を持つO2サブアレルが含まれる。</w:t>
+      </w:r>
+      <w:r>
+        <w:rPr>
+          <w:sz w:val="20"/>
+          <w:vertAlign w:val="superscript"/>
+        </w:rPr>
+        <w:t>6</w:t>
+      </w:r>
+      <w:r>
+        <w:rPr>
+          <w:rFonts w:ascii="Times New Roman" w:hAnsi="Times New Roman"/>
+          <w:sz w:val="24"/>
+        </w:rPr>
+        <w:t xml:space="preserve"> この事実は、ABO遺伝子座がアメリカ大陸への移住に伴う古代型交雑事象の痕跡を保持しているかという問いを提起した。この問いに取り組むため、66集団にわたるABO遺伝子座の古代型浸潜パターンを調査したところ、頻度とネアンデルタール人サブ系統組成の両方で劇的な地域差が明らかになった。これらの遺伝子座特異的な知見が、単一遺伝子から約6,000のゲノムウィンドウ全体への解析拡張——すなわち本稿で提示する仮説の基盤——を動機づけた。</w:t>
+      </w:r>
+    </w:p>
+    <w:p>
+      <w:pPr/>
+      <w:r>
+        <w:rPr>
+          <w:rFonts w:ascii="Times New Roman" w:hAnsi="Times New Roman"/>
+          <w:sz w:val="24"/>
+        </w:rPr>
         <w:t>古代型 DNAの空間分布は、混血事象そのものの性質——その時期、回数、地理的位置——を推定するために利用されてきた。</w:t>
       </w:r>
       <w:r>
@@ -242,7 +266,7 @@
           <w:sz w:val="20"/>
           <w:vertAlign w:val="superscript"/>
         </w:rPr>
-        <w:t>4,6</w:t>
+        <w:t>4,7</w:t>
       </w:r>
       <w:r>
         <w:rPr>
@@ -256,7 +280,7 @@
           <w:sz w:val="20"/>
           <w:vertAlign w:val="superscript"/>
         </w:rPr>
-        <w:t>7</w:t>
+        <w:t>8</w:t>
       </w:r>
       <w:r>
         <w:rPr>
@@ -363,7 +387,7 @@
           <w:sz w:val="20"/>
           <w:vertAlign w:val="superscript"/>
         </w:rPr>
-        <w:t>8</w:t>
+        <w:t>9</w:t>
       </w:r>
       <w:r>
         <w:rPr>
@@ -716,6 +740,428 @@
     </w:p>
     <w:p>
       <w:pPr>
+        <w:pStyle w:val="Heading2"/>
+      </w:pPr>
+      <w:r>
+        <w:rPr>
+          <w:color w:val="000000"/>
+        </w:rPr>
+        <w:t>ABO遺伝子座からゲノム全体の仮説へ</w:t>
+      </w:r>
+    </w:p>
+    <w:p>
+      <w:pPr/>
+      <w:r>
+        <w:rPr>
+          <w:rFonts w:ascii="Times New Roman" w:hAnsi="Times New Roman"/>
+          <w:sz w:val="24"/>
+        </w:rPr>
+        <w:t>上述のゲノム全体の解析は、ABO血液型遺伝子座（chr9:133,233,278–133,276,024; GRCh38）における古代型浸潜の焦点的調査から発展したものである。ABO遺伝子座は病原体耐性に関連した平衡選択下にあり</w:t>
+      </w:r>
+      <w:r>
+        <w:rPr>
+          <w:sz w:val="20"/>
+          <w:vertAlign w:val="superscript"/>
+        </w:rPr>
+        <w:t>6,10</w:t>
+      </w:r>
+      <w:r>
+        <w:rPr>
+          <w:rFonts w:ascii="Times New Roman" w:hAnsi="Times New Roman"/>
+          <w:sz w:val="24"/>
+        </w:rPr>
+        <w:t>、アメリカ先住民集団における血液型Oのほぼ固定化——孤立集団では95–100%に達し、ヨーロッパ接触以前に確立されていた</w:t>
+      </w:r>
+      <w:r>
+        <w:rPr>
+          <w:sz w:val="20"/>
+          <w:vertAlign w:val="superscript"/>
+        </w:rPr>
+        <w:t>11</w:t>
+      </w:r>
+      <w:r>
+        <w:rPr>
+          <w:rFonts w:ascii="Times New Roman" w:hAnsi="Times New Roman"/>
+          <w:sz w:val="24"/>
+        </w:rPr>
+        <w:t>——と、O2サブアレルのネアンデルタール人起源（フレームシフト欠失261delG、rs8176719）</w:t>
+      </w:r>
+      <w:r>
+        <w:rPr>
+          <w:sz w:val="20"/>
+          <w:vertAlign w:val="superscript"/>
+        </w:rPr>
+        <w:t>12</w:t>
+      </w:r>
+      <w:r>
+        <w:rPr>
+          <w:rFonts w:ascii="Times New Roman" w:hAnsi="Times New Roman"/>
+          <w:sz w:val="24"/>
+        </w:rPr>
+        <w:t>から、初期の標的として選択された。</w:t>
+      </w:r>
+    </w:p>
+    <w:p>
+      <w:pPr/>
+      <w:r>
+        <w:rPr>
+          <w:rFonts w:ascii="Times New Roman" w:hAnsi="Times New Roman"/>
+          <w:sz w:val="24"/>
+        </w:rPr>
+        <w:t>ABO拡張領域（chr9:133.0–133.5 Mb）と重複する517のhmmixセグメントを66集団にわたって分析したところ、ネアンデルタール人サブ系統組成に劇的な地域差が見られた（図5）。東アジア集団（n = 45セグメント）はAltai型（58%）とChagyrskaya型（40%）が優勢で、Vindija型はわずか2%であった。オセアニア集団（n = 25セグメント）はAltai型（48%）とChagyrskaya型（52%）のみでVindija型はゼロであった。ヨーロッパ集団は比較的均衡した分布を示した：Vindija 36%、Altai 33%、Chagyrskaya 31%（n = 304セグメント）。最も注目すべきことに、純粋なアメリカ先住民個体——Pima族（HGDP01058）とMaya族（HGDP00877）——からのセグメントはすべて100% Vindija型に分類された（n = 2）。Pimaのセグメント（chr9:133,254,000–133,513,000; 259 kb）はABO遺伝子と直接重複し、Mayaのセグメント（chr9:133,294,000–133,502,000; 208 kb）は直下流領域に位置した。</w:t>
+      </w:r>
+    </w:p>
+    <w:p>
+      <w:pPr>
+        <w:jc w:val="center"/>
+      </w:pPr>
+      <w:r>
+        <w:drawing>
+          <wp:inline xmlns:a="http://schemas.openxmlformats.org/drawingml/2006/main" xmlns:pic="http://schemas.openxmlformats.org/drawingml/2006/picture">
+            <wp:extent cx="5486400" cy="2134111"/>
+            <wp:docPr id="4" name="Picture 4"/>
+            <wp:cNvGraphicFramePr>
+              <a:graphicFrameLocks noChangeAspect="1"/>
+            </wp:cNvGraphicFramePr>
+            <a:graphic>
+              <a:graphicData uri="http://schemas.openxmlformats.org/drawingml/2006/picture">
+                <pic:pic>
+                  <pic:nvPicPr>
+                    <pic:cNvPr id="0" name="fig5_abo_sublineage.png"/>
+                    <pic:cNvPicPr/>
+                  </pic:nvPicPr>
+                  <pic:blipFill>
+                    <a:blip r:embed="rId12"/>
+                    <a:stretch>
+                      <a:fillRect/>
+                    </a:stretch>
+                  </pic:blipFill>
+                  <pic:spPr>
+                    <a:xfrm>
+                      <a:off x="0" y="0"/>
+                      <a:ext cx="5486400" cy="2134111"/>
+                    </a:xfrm>
+                    <a:prstGeom prst="rect"/>
+                  </pic:spPr>
+                </pic:pic>
+              </a:graphicData>
+            </a:graphic>
+          </wp:inline>
+        </w:drawing>
+      </w:r>
+    </w:p>
+    <w:p>
+      <w:r>
+        <w:rPr>
+          <w:b/>
+          <w:sz w:val="22"/>
+        </w:rPr>
+        <w:t xml:space="preserve">図5. </w:t>
+      </w:r>
+      <w:r>
+        <w:rPr>
+          <w:sz w:val="22"/>
+        </w:rPr>
+        <w:t>ABO遺伝子座におけるネアンデルタール人サブ系統組成。地理的地域別のAltai型、Chagyrskaya型、Vindija型ネアンデルタール人セグメントの比率。アメリカ先住民はVindija型のみ（100%）を保持し、東アジア（Altai 58%、Chagyrskaya 40%）およびオセアニア（Altai 48%、Chagyrskaya 52%）集団と鋭い対照をなす。ヨーロッパ集団は均衡した分布を示す（Vindija 36%、Altai 33%、Chagyrskaya 31%）。データ: hmmix浸潜セグメント、ABO拡張領域（chr9:133.0–133.5 Mb）の517セグメント、66集団。</w:t>
+      </w:r>
+    </w:p>
+    <w:p>
+      <w:pPr/>
+      <w:r>
+        <w:rPr>
+          <w:rFonts w:ascii="Times New Roman" w:hAnsi="Times New Roman"/>
+          <w:sz w:val="24"/>
+        </w:rPr>
+        <w:t>ネアンデルタール人由来のO2対立遺伝子（rs41302905）は予想外の地理的分布を示した（図6）。ソロモン諸島集団が最高頻度（5–16%）を示し</w:t>
+      </w:r>
+      <w:r>
+        <w:rPr>
+          <w:sz w:val="20"/>
+          <w:vertAlign w:val="superscript"/>
+        </w:rPr>
+        <w:t>13</w:t>
+      </w:r>
+      <w:r>
+        <w:rPr>
+          <w:rFonts w:ascii="Times New Roman" w:hAnsi="Times New Roman"/>
+          <w:sz w:val="24"/>
+        </w:rPr>
+        <w:t>、ヨーロッパ集団（0.5–5%）がそれに続き、東アジア集団はほぼゼロの頻度であった。このパターンはABO遺伝子座における全体的なネアンデルタール人浸潜頻度と逆相関しており、オセアニア集団（パプア・セピック 87.5%、パプア・ハイランド 66.7%）が東アジア（約1.5%）やヨーロッパ（約6.6%）を大きく上回った。ゼロのVindija型セグメントにもかかわらずオセアニア集団で高いO2頻度が見られるという逆説は、O2対立遺伝子が異なる浸潜事象を通じて導入されたか、サブ系統のアイデンティティとは独立に平衡選択により維持された可能性を示唆する。</w:t>
+      </w:r>
+    </w:p>
+    <w:p>
+      <w:pPr>
+        <w:jc w:val="center"/>
+      </w:pPr>
+      <w:r>
+        <w:drawing>
+          <wp:inline xmlns:a="http://schemas.openxmlformats.org/drawingml/2006/main" xmlns:pic="http://schemas.openxmlformats.org/drawingml/2006/picture">
+            <wp:extent cx="5486400" cy="2322681"/>
+            <wp:docPr id="5" name="Picture 5"/>
+            <wp:cNvGraphicFramePr>
+              <a:graphicFrameLocks noChangeAspect="1"/>
+            </wp:cNvGraphicFramePr>
+            <a:graphic>
+              <a:graphicData uri="http://schemas.openxmlformats.org/drawingml/2006/picture">
+                <pic:pic>
+                  <pic:nvPicPr>
+                    <pic:cNvPr id="0" name="fig6_o2_introgression.png"/>
+                    <pic:cNvPicPr/>
+                  </pic:nvPicPr>
+                  <pic:blipFill>
+                    <a:blip r:embed="rId13"/>
+                    <a:stretch>
+                      <a:fillRect/>
+                    </a:stretch>
+                  </pic:blipFill>
+                  <pic:spPr>
+                    <a:xfrm>
+                      <a:off x="0" y="0"/>
+                      <a:ext cx="5486400" cy="2322681"/>
+                    </a:xfrm>
+                    <a:prstGeom prst="rect"/>
+                  </pic:spPr>
+                </pic:pic>
+              </a:graphicData>
+            </a:graphic>
+          </wp:inline>
+        </w:drawing>
+      </w:r>
+    </w:p>
+    <w:p>
+      <w:r>
+        <w:rPr>
+          <w:b/>
+          <w:sz w:val="22"/>
+        </w:rPr>
+        <w:t xml:space="preserve">図6. </w:t>
+      </w:r>
+      <w:r>
+        <w:rPr>
+          <w:sz w:val="22"/>
+        </w:rPr>
+        <w:t>ABO遺伝子座におけるO2対立遺伝子頻度とネアンデルタール人浸潜パターン。(A) ネアンデルタール人由来O2対立遺伝子（rs41302905）の集団間頻度。ソロモン諸島集団が最高頻度（5–16%）を示し、ヨーロッパ集団が続き、東アジア集団はほぼゼロ。(B) ABO遺伝子座近傍にネアンデルタール人浸潜を持つ個体の集団別比率。</w:t>
+      </w:r>
+    </w:p>
+    <w:p>
+      <w:pPr/>
+      <w:r>
+        <w:rPr>
+          <w:rFonts w:ascii="Times New Roman" w:hAnsi="Times New Roman"/>
+          <w:sz w:val="24"/>
+        </w:rPr>
+        <w:t>アメリカ先住民でABO遺伝子座にVindija型のみが見られるという事実は——彼らの祖先の大部分がAltai/Chagyrskaya型を保持する東アジア系であるにもかかわらず——アメリカ先住民の祖先における古北ユーラシア人（ANE）成分と整合的である。アメリカ先住民はその祖先の約35%をANE集団——Malta（MA-1、約24 kya）などの古代個体に代表される——から、65%を東アジア関連集団から受け継いでいる。</w:t>
+      </w:r>
+      <w:r>
+        <w:rPr>
+          <w:sz w:val="20"/>
+          <w:vertAlign w:val="superscript"/>
+        </w:rPr>
+        <w:t>14</w:t>
+      </w:r>
+      <w:r>
+        <w:rPr>
+          <w:rFonts w:ascii="Times New Roman" w:hAnsi="Times New Roman"/>
+          <w:sz w:val="24"/>
+        </w:rPr>
+        <w:t>西ユーラシア系統が現在ABO遺伝子座で主にVindija型を保持する（57%）ことから、ANE成分がVindija型セグメントを導入し、それがベーリンジア・ボトルネック（約25–15 kya）の間に固定されたと考えられる。このとき建国集団は推定250–2,000個体であった（図7）。</w:t>
+      </w:r>
+      <w:r>
+        <w:rPr>
+          <w:sz w:val="20"/>
+          <w:vertAlign w:val="superscript"/>
+        </w:rPr>
+        <w:t>15</w:t>
+      </w:r>
+      <w:r>
+        <w:rPr>
+          <w:rFonts w:ascii="Times New Roman" w:hAnsi="Times New Roman"/>
+          <w:sz w:val="24"/>
+        </w:rPr>
+      </w:r>
+    </w:p>
+    <w:p>
+      <w:pPr>
+        <w:jc w:val="center"/>
+      </w:pPr>
+      <w:r>
+        <w:drawing>
+          <wp:inline xmlns:a="http://schemas.openxmlformats.org/drawingml/2006/main" xmlns:pic="http://schemas.openxmlformats.org/drawingml/2006/picture">
+            <wp:extent cx="5486400" cy="3468936"/>
+            <wp:docPr id="6" name="Picture 6"/>
+            <wp:cNvGraphicFramePr>
+              <a:graphicFrameLocks noChangeAspect="1"/>
+            </wp:cNvGraphicFramePr>
+            <a:graphic>
+              <a:graphicData uri="http://schemas.openxmlformats.org/drawingml/2006/picture">
+                <pic:pic>
+                  <pic:nvPicPr>
+                    <pic:cNvPr id="0" name="fig7_ane_model.png"/>
+                    <pic:cNvPicPr/>
+                  </pic:nvPicPr>
+                  <pic:blipFill>
+                    <a:blip r:embed="rId14"/>
+                    <a:stretch>
+                      <a:fillRect/>
+                    </a:stretch>
+                  </pic:blipFill>
+                  <pic:spPr>
+                    <a:xfrm>
+                      <a:off x="0" y="0"/>
+                      <a:ext cx="5486400" cy="3468936"/>
+                    </a:xfrm>
+                    <a:prstGeom prst="rect"/>
+                  </pic:spPr>
+                </pic:pic>
+              </a:graphicData>
+            </a:graphic>
+          </wp:inline>
+        </w:drawing>
+      </w:r>
+    </w:p>
+    <w:p>
+      <w:r>
+        <w:rPr>
+          <w:b/>
+          <w:sz w:val="22"/>
+        </w:rPr>
+        <w:t xml:space="preserve">図7. </w:t>
+      </w:r>
+      <w:r>
+        <w:rPr>
+          <w:sz w:val="22"/>
+        </w:rPr>
+        <w:t>古代DNAの証拠を組み込んだ改訂ANE二重祖先モデル。黄色はANE系統、青は東アジア系統を示す。Petr et al. 2024の古代DNA結果が各時点に注釈されている。このモデルはANE祖先成分（約35%）を通じて、アメリカ先住民のABO遺伝子座におけるVindija型ネアンデルタール人 DNA独占を説明する。</w:t>
+      </w:r>
+    </w:p>
+    <w:p>
+      <w:pPr/>
+      <w:r>
+        <w:rPr>
+          <w:rFonts w:ascii="Times New Roman" w:hAnsi="Times New Roman"/>
+          <w:sz w:val="24"/>
+        </w:rPr>
+        <w:t>Petrら</w:t>
+      </w:r>
+      <w:r>
+        <w:rPr>
+          <w:sz w:val="20"/>
+          <w:vertAlign w:val="superscript"/>
+        </w:rPr>
+        <w:t>16</w:t>
+      </w:r>
+      <w:r>
+        <w:rPr>
+          <w:rFonts w:ascii="Times New Roman" w:hAnsi="Times New Roman"/>
+          <w:sz w:val="24"/>
+        </w:rPr>
+        <w:t>の古代ゲノムの直接的調査により、ABO遺伝子座における顕著な時間的変遷が明らかになった（図8）。西ユーラシア個体の分類可能な全古代セグメント（8 kya以前）はAltai型（50%）またはChagyrskaya型（50%）であり、Vindija型はゼロであった（n = 10）。対照的に、現代の西ユーラシア人は57.1%がVindija型を示した（n = 14; フィッシャーの正確検定、p = 0.003）。ANE系統の個体Yana2（31.6 kya）はABOの上流にChagyrskaya型セグメントを保持しており、Malta（24 kya、ANE）とAnzick（12.6 kya、クロヴィス）はこの遺伝子座に浸潜を全く持たなかった。この時間的変遷——旧石器時代上期のAltai/Chagyrskaya優勢から現在のVindija優勢へ——は、ヨーロッパ集団でネアンデルタール人祖先組成が時間とともに変化したというPetrらのゲノム全体の観察と平行する。</w:t>
+      </w:r>
+    </w:p>
+    <w:p>
+      <w:pPr>
+        <w:jc w:val="center"/>
+      </w:pPr>
+      <w:r>
+        <w:drawing>
+          <wp:inline xmlns:a="http://schemas.openxmlformats.org/drawingml/2006/main" xmlns:pic="http://schemas.openxmlformats.org/drawingml/2006/picture">
+            <wp:extent cx="5486400" cy="2712726"/>
+            <wp:docPr id="7" name="Picture 7"/>
+            <wp:cNvGraphicFramePr>
+              <a:graphicFrameLocks noChangeAspect="1"/>
+            </wp:cNvGraphicFramePr>
+            <a:graphic>
+              <a:graphicData uri="http://schemas.openxmlformats.org/drawingml/2006/picture">
+                <pic:pic>
+                  <pic:nvPicPr>
+                    <pic:cNvPr id="0" name="fig8_temporal_dynamics.png"/>
+                    <pic:cNvPicPr/>
+                  </pic:nvPicPr>
+                  <pic:blipFill>
+                    <a:blip r:embed="rId15"/>
+                    <a:stretch>
+                      <a:fillRect/>
+                    </a:stretch>
+                  </pic:blipFill>
+                  <pic:spPr>
+                    <a:xfrm>
+                      <a:off x="0" y="0"/>
+                      <a:ext cx="5486400" cy="2712726"/>
+                    </a:xfrm>
+                    <a:prstGeom prst="rect"/>
+                  </pic:spPr>
+                </pic:pic>
+              </a:graphicData>
+            </a:graphic>
+          </wp:inline>
+        </w:drawing>
+      </w:r>
+    </w:p>
+    <w:p>
+      <w:r>
+        <w:rPr>
+          <w:b/>
+          <w:sz w:val="22"/>
+        </w:rPr>
+        <w:t xml:space="preserve">図8. </w:t>
+      </w:r>
+      <w:r>
+        <w:rPr>
+          <w:sz w:val="22"/>
+        </w:rPr>
+        <w:t>ABO遺伝子座におけるネアンデルタール人サブ系統の時間的動態。(A) 古代個体ゲノムを年代でプロットし、色と形状で最も近いサブ系統参照（Altai、Chagyrskaya、Vindija）を示す。(B) 古代（8 kya以前; 全てAltai/Chagyrskaya）と現代（57.1% Vindija）の西ユーラシア集団のサブ系統組成の積み上げ棒グラフ比較。フィッシャーの正確検定 p = 0.003。</w:t>
+      </w:r>
+    </w:p>
+    <w:p>
+      <w:pPr/>
+      <w:r>
+        <w:rPr>
+          <w:rFonts w:ascii="Times New Roman" w:hAnsi="Times New Roman"/>
+          <w:sz w:val="24"/>
+        </w:rPr>
+        <w:t>さらに、密度依存的な病原体選択が、旧世界で進行的なVindija型への転換が起こる一方で、アメリカ先住民が祖先のサブ系統組成を保持した理由を説明すると仮説を立てる。ユーラシアにおける新石器時代の人口転換——定住、動物の家畜化、新規人獣共通感染症</w:t>
+      </w:r>
+      <w:r>
+        <w:rPr>
+          <w:sz w:val="20"/>
+          <w:vertAlign w:val="superscript"/>
+        </w:rPr>
+        <w:t>17</w:t>
+      </w:r>
+      <w:r>
+        <w:rPr>
+          <w:rFonts w:ascii="Times New Roman" w:hAnsi="Times New Roman"/>
+          <w:sz w:val="24"/>
+        </w:rPr>
+        <w:t>に特徴づけられる——はABOを含む免疫関連遺伝子座に</w:t>
+      </w:r>
+      <w:r>
+        <w:rPr>
+          <w:sz w:val="20"/>
+          <w:vertAlign w:val="superscript"/>
+        </w:rPr>
+        <w:t>10</w:t>
+      </w:r>
+      <w:r>
+        <w:rPr>
+          <w:rFonts w:ascii="Times New Roman" w:hAnsi="Times New Roman"/>
+          <w:sz w:val="24"/>
+        </w:rPr>
+        <w:t>選択圧を生み出し、約10,000年にわたるサブ系統の転換を駆動した。接触前のアメリカ集団は、より低い平均人口密度とより少ない家畜動物種のため、病原体駆動の選択が弱く、初期植民時（約15 kya）の状態でサブ系統組成を事実上「凍結」した。このフレームワークは勾配を予測する：高密度の新石器時代後ユーラシア（急速な転換、Vindija現在36–57%）；東アジア（Altai/Chagyrskaya保持、98%）；低密度のアメリカ大陸（ANE成分からの100% Vindija保持）。</w:t>
+      </w:r>
+    </w:p>
+    <w:p>
+      <w:pPr/>
+      <w:r>
+        <w:rPr>
+          <w:rFonts w:ascii="Times New Roman" w:hAnsi="Times New Roman"/>
+          <w:sz w:val="24"/>
+        </w:rPr>
+        <w:t>これらの遺伝子座特異的な知見——ANE祖先を反映するサブ系統の逆説、病原体選択が駆動する時間的動態、ベーリンジア・ボトルネックを反映するABOでの創始者効果、南アジア集団にのみ見られるデニソワ人セグメント（ITU: 10.3%、GIH: 9.7%）が間接的な遺伝子流動を追跡していること——は、単一遺伝子の古代型浸潜パターンであっても豊かな移動歴を暗号化できることを実証した。これがゲノム全体への拡張を動機づけた：一つの遺伝子座がこれほど詳細な地理的・時間的シグナルを捕えるならば、約6,000のゲノムウィンドウにわたる浸潜パターンの相関は集団移動の強力なトレーサーとなるはずである。</w:t>
+      </w:r>
+    </w:p>
+    <w:p>
+      <w:pPr>
         <w:pStyle w:val="Heading1"/>
       </w:pPr>
       <w:r>
@@ -749,7 +1195,7 @@
           <w:sz w:val="20"/>
           <w:vertAlign w:val="superscript"/>
         </w:rPr>
-        <w:t>7</w:t>
+        <w:t>8</w:t>
       </w:r>
       <w:r>
         <w:rPr>
@@ -773,7 +1219,7 @@
           <w:sz w:val="20"/>
           <w:vertAlign w:val="superscript"/>
         </w:rPr>
-        <w:t>9</w:t>
+        <w:t>18</w:t>
       </w:r>
       <w:r>
         <w:rPr>
@@ -797,7 +1243,7 @@
           <w:sz w:val="20"/>
           <w:vertAlign w:val="superscript"/>
         </w:rPr>
-        <w:t>10</w:t>
+        <w:t>19</w:t>
       </w:r>
       <w:r>
         <w:rPr>
@@ -866,7 +1312,7 @@
           <w:sz w:val="20"/>
           <w:vertAlign w:val="superscript"/>
         </w:rPr>
-        <w:t>11</w:t>
+        <w:t>20</w:t>
       </w:r>
       <w:r>
         <w:rPr>
@@ -890,7 +1336,7 @@
           <w:sz w:val="20"/>
           <w:vertAlign w:val="superscript"/>
         </w:rPr>
-        <w:t>12</w:t>
+        <w:t>21</w:t>
       </w:r>
       <w:r>
         <w:rPr>
@@ -928,7 +1374,7 @@
         <w:drawing>
           <wp:inline xmlns:a="http://schemas.openxmlformats.org/drawingml/2006/main" xmlns:pic="http://schemas.openxmlformats.org/drawingml/2006/picture">
             <wp:extent cx="5486400" cy="3322646"/>
-            <wp:docPr id="4" name="Picture 4"/>
+            <wp:docPr id="8" name="Picture 8"/>
             <wp:cNvGraphicFramePr>
               <a:graphicFrameLocks noChangeAspect="1"/>
             </wp:cNvGraphicFramePr>
@@ -940,7 +1386,7 @@
                     <pic:cNvPicPr/>
                   </pic:nvPicPr>
                   <pic:blipFill>
-                    <a:blip r:embed="rId12"/>
+                    <a:blip r:embed="rId16"/>
                     <a:stretch>
                       <a:fillRect/>
                     </a:stretch>
@@ -1033,7 +1479,17 @@
           <w:rFonts w:ascii="Times New Roman" w:hAnsi="Times New Roman"/>
           <w:sz w:val="24"/>
         </w:rPr>
-        <w:t>本研究では、ペアワイズの古代型浸潜共有——集団間の浸潜頻度プロファイルの相関——が、古代の人類移動の独立したトレーサーとして機能しうることを提案した。公開データを用いて、この指標が生物学的に意味のあるシグナルを捕捉することを示した：デニソワ人のウォレス線境界、ネアンデルタール人が媒介するベーリング接続、そしてコロンブス後の混血の交絡効果。これらの交絡因子を補正した後もシグナルは残存するが、統計的検出力は低下しており、このアプローチを完全に活用するにはより大規模なデータセットとより洗練された分析手法が必要であることを示している。</w:t>
+        <w:t>本研究は、アメリカ先住民集団における血液型Oのほぼ固定化という観察から始まった。ABO遺伝子座における古代型浸潜の焦点的調査により、Vindija型ネアンデルタール人セグメントの地域特異的な分布、古代から現代へのサブ系統転換、そして密度依存的な選択がアメリカ大陸で祖先的パターンを保存するという証拠が明らかになった。これらの遺伝子座特異的な知見が、ゲノム全体への拡張を動機づけた。</w:t>
+      </w:r>
+    </w:p>
+    <w:p>
+      <w:pPr/>
+      <w:r>
+        <w:rPr>
+          <w:rFonts w:ascii="Times New Roman" w:hAnsi="Times New Roman"/>
+          <w:sz w:val="24"/>
+        </w:rPr>
+        <w:t>ゲノム全体の解析では、ペアワイズの古代型浸潜共有が古代の人類移動の独立したトレーサーとして機能しうることを提案した。公開データを用いて、この指標が生物学的に意味のあるシグナルを捕捉することを示した：デニソワ人のウォレス線境界、ネアンデルタール人が媒介するベーリング接続、そしてコロンブス後の混血の交絡効果。これらの交絡因子を補正した後もシグナルは残存するが、統計的検出力は低下しており、このアプローチを完全に活用するにはより大規模なデータセットとより洗練された分析手法が必要である。</w:t>
       </w:r>
     </w:p>
     <w:p>
@@ -1168,7 +1624,7 @@
         <w:rPr>
           <w:sz w:val="20"/>
         </w:rPr>
-        <w:t>6. Vernot B, Akey JM. Resurrecting surviving Neandertal lineages from modern human genomes. Science. 2014;343(6174):1017-1021.</w:t>
+        <w:t>6. Calafell F, Roubinet F, Ramirez-Soriano A, et al. Evolutionary dynamics of the human ABO gene. Hum Genet. 2008;124(2):123-135.</w:t>
       </w:r>
     </w:p>
     <w:p>
@@ -1179,7 +1635,7 @@
         <w:rPr>
           <w:sz w:val="20"/>
         </w:rPr>
-        <w:t>7. Quilodrán CS, Rio J, Tsoupas A, Currat M. Past human expansions shaped the spatial pattern of Neanderthal ancestry. Sci Adv. 2023;9(42):eadg9817.</w:t>
+        <w:t>7. Vernot B, Akey JM. Resurrecting surviving Neandertal lineages from modern human genomes. Science. 2014;343(6174):1017-1021.</w:t>
       </w:r>
     </w:p>
     <w:p>
@@ -1190,7 +1646,7 @@
         <w:rPr>
           <w:sz w:val="20"/>
         </w:rPr>
-        <w:t>8. Skov L, Hui R, Shchur V, et al. Detecting archaic introgression using an unadmixed outgroup. PLoS Genet. 2018;14(9):e1007641.</w:t>
+        <w:t>8. Quilodrán CS, Rio J, Tsoupas A, Currat M. Past human expansions shaped the spatial pattern of Neanderthal ancestry. Sci Adv. 2023;9(42):eadg9817.</w:t>
       </w:r>
     </w:p>
     <w:p>
@@ -1201,7 +1657,7 @@
         <w:rPr>
           <w:sz w:val="20"/>
         </w:rPr>
-        <w:t>9. Petr M, Pääbo S, Kelso J, Vernot B. Limits of long-term selection against Neandertal introgression. Proc Natl Acad Sci U S A. 2019;116(5):1639-1644.</w:t>
+        <w:t>9. Skov L, Hui R, Shchur V, et al. Detecting archaic introgression using an unadmixed outgroup. PLoS Genet. 2018;14(9):e1007641.</w:t>
       </w:r>
     </w:p>
     <w:p>
@@ -1212,7 +1668,7 @@
         <w:rPr>
           <w:sz w:val="20"/>
         </w:rPr>
-        <w:t>10. Mao X, Zhang H, Qiao S, et al. The deep population history of northern East Asia from the Late Pleistocene to the Holocene. Cell. 2021;184(12):3256-3266.</w:t>
+        <w:t>10. Ségurel L, Thompson EE, Flutre T, et al. The ABO blood group is a trans-species polymorphism in primates. Proc Natl Acad Sci U S A. 2012;109(45):18493-18498.</w:t>
       </w:r>
     </w:p>
     <w:p>
@@ -1223,7 +1679,7 @@
         <w:rPr>
           <w:sz w:val="20"/>
         </w:rPr>
-        <w:t>11. Liu X, Koyama S, Tomizuka K, et al. Decoding triancestral origins, archaic introgression, and natural selection in the Japanese population by whole-genome sequencing. Sci Adv. 2024;10(16):eadi8419.</w:t>
+        <w:t>11. Halverson MS. ABO genotyping of pre-contact era Midwestern North American populations. PhD thesis, Ohio State University. 2008.</w:t>
       </w:r>
     </w:p>
     <w:p>
@@ -1234,7 +1690,106 @@
         <w:rPr>
           <w:sz w:val="20"/>
         </w:rPr>
-        <w:t>12. Skoglund P, Mallick S, Bortolini MC, et al. Genetic evidence for two founding populations of the Americas. Nature. 2015;525(7567):104-108.</w:t>
+        <w:t>12. Condemi S, Mazierez A, Faux P, et al. Blood groups of Neandertals and Denisova decrypted. PLoS One. 2021;16(7):e0254175.</w:t>
+      </w:r>
+    </w:p>
+    <w:p>
+      <w:pPr>
+        <w:spacing w:after="60"/>
+      </w:pPr>
+      <w:r>
+        <w:rPr>
+          <w:sz w:val="20"/>
+        </w:rPr>
+        <w:t>13. Irshaid NM, Henry SM, Ashhab Y, et al. Prevalence of the new blood group O2 allele within the ABO blood group system among blood donors in the Solomon Islands. Vox Sang. 2006;91(3):261-265.</w:t>
+      </w:r>
+    </w:p>
+    <w:p>
+      <w:pPr>
+        <w:spacing w:after="60"/>
+      </w:pPr>
+      <w:r>
+        <w:rPr>
+          <w:sz w:val="20"/>
+        </w:rPr>
+        <w:t>14. Raghavan M, Skoglund P, Graf KE, et al. Upper Palaeolithic Siberian genome reveals dual ancestry of Native Americans. Nature. 2014;505(7481):87-91.</w:t>
+      </w:r>
+    </w:p>
+    <w:p>
+      <w:pPr>
+        <w:spacing w:after="60"/>
+      </w:pPr>
+      <w:r>
+        <w:rPr>
+          <w:sz w:val="20"/>
+        </w:rPr>
+        <w:t>15. Hey J. On the number of New World founders: a population genetic portrait of the peopling of the Americas. PLoS Biol. 2005;3(6):e193.</w:t>
+      </w:r>
+    </w:p>
+    <w:p>
+      <w:pPr>
+        <w:spacing w:after="60"/>
+      </w:pPr>
+      <w:r>
+        <w:rPr>
+          <w:sz w:val="20"/>
+        </w:rPr>
+        <w:t>16. Petr M, Hajdinjak M, Grote S, et al. Neandertal ancestry through time: insights from genomes of ancient and present-day humans. Science. 2024;386(6726):eadi1768.</w:t>
+      </w:r>
+    </w:p>
+    <w:p>
+      <w:pPr>
+        <w:spacing w:after="60"/>
+      </w:pPr>
+      <w:r>
+        <w:rPr>
+          <w:sz w:val="20"/>
+        </w:rPr>
+        <w:t>17. Wolfe ND, Dunavan CP, Diamond J. Origins of major human infectious diseases. Nature. 2007;447(7142):279-283.</w:t>
+      </w:r>
+    </w:p>
+    <w:p>
+      <w:pPr>
+        <w:spacing w:after="60"/>
+      </w:pPr>
+      <w:r>
+        <w:rPr>
+          <w:sz w:val="20"/>
+        </w:rPr>
+        <w:t>18. Petr M, Pääbo S, Kelso J, Vernot B. Limits of long-term selection against Neandertal introgression. Proc Natl Acad Sci U S A. 2019;116(5):1639-1644.</w:t>
+      </w:r>
+    </w:p>
+    <w:p>
+      <w:pPr>
+        <w:spacing w:after="60"/>
+      </w:pPr>
+      <w:r>
+        <w:rPr>
+          <w:sz w:val="20"/>
+        </w:rPr>
+        <w:t>19. Mao X, Zhang H, Qiao S, et al. The deep population history of northern East Asia from the Late Pleistocene to the Holocene. Cell. 2021;184(12):3256-3266.</w:t>
+      </w:r>
+    </w:p>
+    <w:p>
+      <w:pPr>
+        <w:spacing w:after="60"/>
+      </w:pPr>
+      <w:r>
+        <w:rPr>
+          <w:sz w:val="20"/>
+        </w:rPr>
+        <w:t>20. Liu X, Koyama S, Tomizuka K, et al. Decoding triancestral origins, archaic introgression, and natural selection in the Japanese population by whole-genome sequencing. Sci Adv. 2024;10(16):eadi8419.</w:t>
+      </w:r>
+    </w:p>
+    <w:p>
+      <w:pPr>
+        <w:spacing w:after="60"/>
+      </w:pPr>
+      <w:r>
+        <w:rPr>
+          <w:sz w:val="20"/>
+        </w:rPr>
+        <w:t>21. Skoglund P, Mallick S, Bortolini MC, et al. Genetic evidence for two founding populations of the Americas. Nature. 2015;525(7567):104-108.</w:t>
       </w:r>
     </w:p>
     <w:sectPr>

--- a/denisovan-archaic-dna-analysis/docs/manuscript_bioessays_ja.docx
+++ b/denisovan-archaic-dna-analysis/docs/manuscript_bioessays_ja.docx
@@ -235,7 +235,7 @@
           <w:rFonts w:ascii="Times New Roman" w:hAnsi="Times New Roman"/>
           <w:sz w:val="24"/>
         </w:rPr>
-        <w:t>本研究の調査は、一見単純な観察から始まった——アメリカ先住民集団は血液型Oのほぼ固定化（95“100%）を示し、Surui族やKaritiana族などの孤立集団では特に顕著である。ABO血液型遺伝子（chr9:133.2-133.3 Mb）のO対立遺伝子には、ネアンデルタール人由来と同定されたフレームシフト欠失（261delG、rs8176719）を持つO2サブアレルが含まれる。</w:t>
+        <w:t>本研究の調査は、一見単純な観察から始まった——アメリカ先住民集団は血液型Oのほぼ固定化（95–100%）を示し、Surui族やKaritiana族などの孤立集団では特に顕著である。ABO血液型遺伝子（chr9:133.2-133.3 Mb）のO対立遺伝子には、ネアンデルタール人由来と同定されたフレームシフト欠失（261delG、rs8176719）を持つO2サブアレルが含まれる。</w:t>
       </w:r>
       <w:r>
         <w:rPr>
@@ -808,7 +808,7 @@
           <w:rFonts w:ascii="Times New Roman" w:hAnsi="Times New Roman"/>
           <w:sz w:val="24"/>
         </w:rPr>
-        <w:t>ABO拡張領域（chr9:133.0–133.5 Mb）と重複する517のhmmixセグメントを66集団にわたって分析したところ、ネアンデルタール人サブ系統組成に劇的な地域差が見られた（図5）。東アジア集団（n = 45セグメント）はAltai型（58%）とChagyrskaya型（40%）が優勢で、Vindija型はわずか2%であった。オセアニア集団（n = 25セグメント）はAltai型（48%）とChagyrskaya型（52%）のみでVindija型はゼロであった。ヨーロッパ集団は比較的均衡した分布を示した：Vindija 36%、Altai 33%、Chagyrskaya 31%（n = 304セグメント）。最も注目すべきことに、純粋なアメリカ先住民個体——Pima族（HGDP01058）とMaya族（HGDP00877）——からのセグメントはすべて100% Vindija型に分類された（n = 2）。Pimaのセグメント（chr9:133,254,000–133,513,000; 259 kb）はABO遺伝子と直接重複し、Mayaのセグメント（chr9:133,294,000–133,502,000; 208 kb）は直下流領域に位置した。</w:t>
+        <w:t>ABO拡張領域（chr9:133.0–133.5 Mb）と重複する517のhmmixセグメントを66集団にわたって分析したところ、ネアンデルタール人サブ系統組成に劇的な地域差が見られた（図4）。東アジア集団（n = 45セグメント）はAltai型（58%）とChagyrskaya型（40%）が優勢で、Vindija型はわずか2%であった。オセアニア集団（n = 25セグメント）はAltai型（48%）とChagyrskaya型（52%）のみでVindija型はゼロであった。ヨーロッパ集団は比較的均衡した分布を示した：Vindija 36%、Altai 33%、Chagyrskaya 31%（n = 304セグメント）。最も注目すべきことに、純粋なアメリカ先住民個体——Pima族（HGDP01058）とMaya族（HGDP00877）——からのセグメントはすべて100% Vindija型に分類された（n = 2）。Pimaのセグメント（chr9:133,254,000–133,513,000; 259 kb）はABO遺伝子と直接重複し、Mayaのセグメント（chr9:133,294,000–133,502,000; 208 kb）は直下流領域に位置した。</w:t>
       </w:r>
     </w:p>
     <w:p>
@@ -856,7 +856,7 @@
           <w:b/>
           <w:sz w:val="22"/>
         </w:rPr>
-        <w:t xml:space="preserve">図5. </w:t>
+        <w:t xml:space="preserve">図4. </w:t>
       </w:r>
       <w:r>
         <w:rPr>
@@ -872,7 +872,7 @@
           <w:rFonts w:ascii="Times New Roman" w:hAnsi="Times New Roman"/>
           <w:sz w:val="24"/>
         </w:rPr>
-        <w:t>ネアンデルタール人由来のO2対立遺伝子（rs41302905）は予想外の地理的分布を示した（図6）。ソロモン諸島集団が最高頻度（5–16%）を示し</w:t>
+        <w:t>ネアンデルタール人由来のO2対立遺伝子（rs41302905）は予想外の地理的分布を示した（図5）。ソロモン諸島集団が最高頻度（5–16%）を示し</w:t>
       </w:r>
       <w:r>
         <w:rPr>
@@ -934,7 +934,7 @@
           <w:b/>
           <w:sz w:val="22"/>
         </w:rPr>
-        <w:t xml:space="preserve">図6. </w:t>
+        <w:t xml:space="preserve">図5. </w:t>
       </w:r>
       <w:r>
         <w:rPr>
@@ -964,7 +964,7 @@
           <w:rFonts w:ascii="Times New Roman" w:hAnsi="Times New Roman"/>
           <w:sz w:val="24"/>
         </w:rPr>
-        <w:t>西ユーラシア系統が現在ABO遺伝子座で主にVindija型を保持する（57%）ことから、ANE成分がVindija型セグメントを導入し、それがベーリンジア・ボトルネック（約25–15 kya）の間に固定されたと考えられる。このとき建国集団は推定250–2,000個体であった（図7）。</w:t>
+        <w:t>西ユーラシア系統が現在ABO遺伝子座で主にVindija型を保持する（57%）ことから、ANE成分がVindija型セグメントを導入し、それがベーリンジア・ボトルネック（約25–15 kya）の間に固定されたと考えられる。このとき建国集団は推定250–2,000個体であった（図6）。</w:t>
       </w:r>
       <w:r>
         <w:rPr>
@@ -1025,7 +1025,7 @@
           <w:b/>
           <w:sz w:val="22"/>
         </w:rPr>
-        <w:t xml:space="preserve">図7. </w:t>
+        <w:t xml:space="preserve">図6. </w:t>
       </w:r>
       <w:r>
         <w:rPr>
@@ -1055,7 +1055,7 @@
           <w:rFonts w:ascii="Times New Roman" w:hAnsi="Times New Roman"/>
           <w:sz w:val="24"/>
         </w:rPr>
-        <w:t>の古代ゲノムの直接的調査により、ABO遺伝子座における顕著な時間的変遷が明らかになった（図8）。西ユーラシア個体の分類可能な全古代セグメント（8 kya以前）はAltai型（50%）またはChagyrskaya型（50%）であり、Vindija型はゼロであった（n = 10）。対照的に、現代の西ユーラシア人は57.1%がVindija型を示した（n = 14; フィッシャーの正確検定、p = 0.003）。ANE系統の個体Yana2（31.6 kya）はABOの上流にChagyrskaya型セグメントを保持しており、Malta（24 kya、ANE）とAnzick（12.6 kya、クロヴィス）はこの遺伝子座に浸潜を全く持たなかった。この時間的変遷——旧石器時代上期のAltai/Chagyrskaya優勢から現在のVindija優勢へ——は、ヨーロッパ集団でネアンデルタール人祖先組成が時間とともに変化したというPetrらのゲノム全体の観察と平行する。</w:t>
+        <w:t>の古代ゲノムの直接的調査により、ABO遺伝子座における顕著な時間的変遷が明らかになった（図7）。西ユーラシア個体の分類可能な全古代セグメント（8 kya以前）はAltai型（50%）またはChagyrskaya型（50%）であり、Vindija型はゼロであった（n = 10）。対照的に、現代の西ユーラシア人は57.1%がVindija型を示した（n = 14; フィッシャーの正確検定、p = 0.003）。ANE系統の個体Yana2（31.6 kya）はABOの上流にChagyrskaya型セグメントを保持しており、Malta（24 kya、ANE）とAnzick（12.6 kya、クロヴィス）はこの遺伝子座に浸潜を全く持たなかった。この時間的変遷——旧石器時代上期のAltai/Chagyrskaya優勢から現在のVindija優勢へ——は、ヨーロッパ集団でネアンデルタール人祖先組成が時間とともに変化したというPetrらのゲノム全体の観察と平行する。</w:t>
       </w:r>
     </w:p>
     <w:p>
@@ -1103,7 +1103,7 @@
           <w:b/>
           <w:sz w:val="22"/>
         </w:rPr>
-        <w:t xml:space="preserve">図8. </w:t>
+        <w:t xml:space="preserve">図7. </w:t>
       </w:r>
       <w:r>
         <w:rPr>
@@ -1363,7 +1363,7 @@
           <w:rFonts w:ascii="Times New Roman" w:hAnsi="Times New Roman"/>
           <w:sz w:val="24"/>
         </w:rPr>
-        <w:t>古代型 DNAのグローバルな分布——ネアンデルタール人の祖先が非アフリカ集団に広く分布し、デニソワ人の祖先がオセアニアに鋭く集中している——は図4に要約されている。この二変量表現は本仮説を支える補完的な地理的シグネチャーを捕捉している：「コモンモード」のネアンデルタール人シグナル（円の大きさ）と「ディファレンシャルモード」のデニソワ人シグナル（色の濃度）。</w:t>
+        <w:t>古代型 DNAのグローバルな分布——ネアンデルタール人の祖先が非アフリカ集団に広く分布し、デニソワ人の祖先がオセアニアに鋭く集中している——は図8に要約されている。この二変量表現は本仮説を支える補完的な地理的シグネチャーを捕捉している：「コモンモード」のネアンデルタール人シグナル（円の大きさ）と「ディファレンシャルモード」のデニソワ人シグナル（色の濃度）。</w:t>
       </w:r>
     </w:p>
     <w:p>
@@ -1411,7 +1411,7 @@
           <w:b/>
           <w:sz w:val="22"/>
         </w:rPr>
-        <w:t xml:space="preserve">図4. </w:t>
+        <w:t xml:space="preserve">図8. </w:t>
       </w:r>
       <w:r>
         <w:rPr>
